--- a/Jurnal.docx
+++ b/Jurnal.docx
@@ -119,14 +119,19 @@
         </w:rPr>
         <w:t>ANALISIS SENTIMEN</w:t>
       </w:r>
-      <w:bookmarkStart w:id="0" w:name="_GoBack"/>
-      <w:bookmarkEnd w:id="0"/>
       <w:r>
         <w:rPr>
           <w:b/>
           <w:lang w:val="id-ID"/>
         </w:rPr>
-        <w:t xml:space="preserve"> REVIEW TOKOPEDIA DI GOOGLE PLAY MENGGUNAKAN BIDIRECTIONAL LSMT</w:t>
+        <w:t xml:space="preserve"> REVIEW TOKOPEDIA DI GOOGLE PLAY MENGGUNAKAN </w:t>
+      </w:r>
+      <w:r>
+        <w:rPr>
+          <w:b/>
+          <w:lang w:val="id-ID"/>
+        </w:rPr>
+        <w:t>BERT</w:t>
       </w:r>
     </w:p>
     <w:p>
@@ -258,74 +263,110 @@
     </w:p>
     <w:p>
       <w:pPr>
-        <w:ind w:leftChars="0" w:left="0" w:firstLineChars="0" w:firstLine="720"/>
-        <w:jc w:val="both"/>
-      </w:pPr>
-      <w:r>
-        <w:t>Perkembangan teknologi digital di Indonesia telah mendorong pertumbuhan pesat aplikasi berbasis e-commerce, termasuk Tokopedia sebagai salah satu platform terbesar di negara ini. Sebagai wadah untuk transaksi jual beli, Tokopedia menghadirkan kemudahan dan kenyamanan bagi penggunanya. Namun, dalam dunia yang semakin kompetitif, perusahaan e-commerce harus terus memahami pengalaman dan kebutuhan pengguna untuk mempertahankan loyalitas pelanggan dan meningkatkan kualitas layanannya.</w:t>
-      </w:r>
-    </w:p>
-    <w:p>
-      <w:pPr>
-        <w:ind w:leftChars="0" w:left="0" w:firstLineChars="0" w:firstLine="720"/>
-        <w:jc w:val="both"/>
-      </w:pPr>
-      <w:r>
-        <w:t>Google Play sebagai platform distribusi aplikasi menyediakan fitur ulasan (reviews) dari pengguna, yang menjadi salah satu sumber informasi penting untuk mengetahui opini mereka terhadap aplikasi. Data ini sering kali memuat sentimen, baik positif, negatif, maupun netral, yang mencerminkan pengalaman langsung pengguna dalam menggunakan aplikasi tersebut. Analisis sentimen pada ulasan ini dapat memberikan wawasan mendalam bagi perusahaan terkait kekuatan dan kelemahan layanannya.</w:t>
-      </w:r>
-    </w:p>
-    <w:p>
-      <w:pPr>
-        <w:ind w:leftChars="0" w:left="0" w:firstLineChars="0" w:firstLine="720"/>
-        <w:jc w:val="both"/>
-      </w:pPr>
-      <w:r>
-        <w:t>Namun, analisis manual terhadap ribuan ulasan pengguna menjadi tugas yang sangat memakan waktu dan rawan bias. Oleh karena itu, Sentiment Analysis, yang merupakan penerapan teknik Natural Language Processing (NLP) dan pembelajaran mesin (machine learning), menjadi solusi efektif untuk menganalisis pola sentimen dalam skala besar secara cepat dan akurat.</w:t>
-      </w:r>
-    </w:p>
-    <w:p>
-      <w:pPr>
-        <w:ind w:leftChars="0" w:left="0" w:firstLineChars="0" w:firstLine="720"/>
-        <w:jc w:val="both"/>
-      </w:pPr>
-      <w:r>
-        <w:t>Penelitian ini bertujuan untuk melakukan Sentiment Analysis terhadap ulasan pengguna aplikasi Tokopedia di Google Play. Dengan memanfaatkan teknik NLP, penelitian ini akan mengelompokkan ulasan berdasarkan sentimen (positif, negatif, dan netral) serta mengidentifikasi pola-pola yang mendasari pengalaman pengguna. Hasil dari penelitian ini diharapkan dapat memberikan kontribusi dalam perbaikan kualitas aplikasi dan layanan Tokopedia, serta menjadi acuan bagi perusahaan lain dalam memanfaatkan data ulasan untuk pengambilan keputusan strategis.</w:t>
-      </w:r>
-      <w:r>
+        <w:ind w:left="0" w:hanging="2"/>
+        <w:jc w:val="both"/>
+      </w:pPr>
+      <w:r>
+        <w:t>Perkembangan teknologi digital di Indonesia telah mendorong pertumbuhan pesat aplikasi e-commerce, termasuk Tokopedia sebagai salah satu platform terbesar di negara ini. Sebagai wadah untuk transaksi jual beli, Tokopedia menghadirkan kemudahan dan kenyamanan bagi penggunanya. Namun, untuk mempertahankan posisi kompetitifnya, perusahaan e-commerce harus memahami pengalaman dan kebutuhan pengguna guna meningkatkan loyalitas pelanggan serta kualitas layanannya.</w:t>
+      </w:r>
+    </w:p>
+    <w:p>
+      <w:pPr>
+        <w:ind w:left="0" w:hanging="2"/>
+        <w:jc w:val="both"/>
+      </w:pPr>
+    </w:p>
+    <w:p>
+      <w:pPr>
+        <w:ind w:left="0" w:hanging="2"/>
+        <w:jc w:val="both"/>
+      </w:pPr>
+      <w:r>
+        <w:t>Google Play, sebagai platform distribusi aplikasi, menyediakan fitur ulasan pengguna yang menjadi sumber informasi penting untuk mengetahui opini mereka terhadap aplikasi. Data ulasan ini sering kali memuat sentimen positif, negatif, maupun netral yang mencerminkan pengalaman langsung pengguna. Analisis sentimen pada ulasan tersebut dapat memberikan wawasan mendalam tentang keunggulan dan kelemahan layanan yang ditawarkan oleh aplikasi.</w:t>
+      </w:r>
+    </w:p>
+    <w:p>
+      <w:pPr>
+        <w:ind w:left="0" w:hanging="2"/>
+        <w:jc w:val="both"/>
+      </w:pPr>
+    </w:p>
+    <w:p>
+      <w:pPr>
+        <w:ind w:left="0" w:hanging="2"/>
+        <w:jc w:val="both"/>
+      </w:pPr>
+      <w:r>
+        <w:t>Namun, mengolah ribuan ulasan secara manual menjadi tantangan yang tidak efisien dan rawan bias. Sentiment Analysis, yang mengintegrasikan teknik Natural Language Processing (NLP) dan pembelajaran mesin (machine learning), muncul sebagai solusi efektif untuk menganalisis pola sentimen secara cepat dan akurat dalam skala besar. Penelitian ini memanfaatkan model BERT (Bidirectional Encoder Representations from Transformers), sebuah pendekatan berbasis deep learning yang telah terbukti unggul dalam berbagai tugas NLP.</w:t>
+      </w:r>
+    </w:p>
+    <w:p>
+      <w:pPr>
+        <w:ind w:left="0" w:hanging="2"/>
+        <w:jc w:val="both"/>
+      </w:pPr>
+    </w:p>
+    <w:p>
+      <w:pPr>
+        <w:ind w:left="0" w:hanging="2"/>
+        <w:jc w:val="both"/>
+      </w:pPr>
+      <w:r>
+        <w:t>Penelitian ini bertujuan untuk melakukan klasifikasi sentimen terhadap ulasan pengguna aplikasi Tokopedia di Google Play ke dalam kategori positif, negatif, dan netral, serta mengidentifikasi pola yang mendasari pengalaman pengguna. Hasil penelitian ini diharapkan dapat memberikan wawasan strategis untuk perbaikan kualitas layanan Tokopedia dan menjadi referensi bagi perusahaan lain dalam memanfaatkan data ulasan untuk pengambilan keputusan berbasis data.</w:t>
+      </w:r>
+    </w:p>
+    <w:p>
+      <w:pPr>
+        <w:ind w:left="0" w:hanging="2"/>
+        <w:jc w:val="both"/>
+      </w:pPr>
+    </w:p>
+    <w:p>
+      <w:pPr>
+        <w:ind w:left="0" w:hanging="2"/>
+        <w:jc w:val="both"/>
+      </w:pPr>
+    </w:p>
+    <w:p>
+      <w:pPr>
+        <w:ind w:left="0" w:hanging="2"/>
+        <w:jc w:val="both"/>
+      </w:pPr>
+      <w:r>
+        <w:rPr>
+          <w:b/>
+        </w:rPr>
+        <w:t>Kata kunci</w:t>
+      </w:r>
+      <w:r>
+        <w:t xml:space="preserve">: </w:t>
+      </w:r>
+      <w:r>
+        <w:rPr>
+          <w:lang w:val="id-ID"/>
+        </w:rPr>
+        <w:t>Tokopedia;</w:t>
+      </w:r>
+      <w:r>
+        <w:rPr>
+          <w:lang w:val="id-ID"/>
+        </w:rPr>
         <w:t xml:space="preserve"> </w:t>
       </w:r>
-    </w:p>
-    <w:p>
-      <w:pPr>
-        <w:ind w:left="0" w:hanging="2"/>
-        <w:jc w:val="both"/>
-      </w:pPr>
-    </w:p>
-    <w:p>
-      <w:pPr>
-        <w:ind w:left="0" w:hanging="2"/>
-        <w:jc w:val="both"/>
-      </w:pPr>
-      <w:r>
-        <w:rPr>
-          <w:b/>
-        </w:rPr>
-        <w:t>Kata kunci</w:t>
-      </w:r>
-      <w:r>
-        <w:t xml:space="preserve">: </w:t>
-      </w:r>
-      <w:r>
-        <w:rPr>
-          <w:lang w:val="id-ID"/>
-        </w:rPr>
-        <w:t xml:space="preserve">Review </w:t>
-      </w:r>
-      <w:r>
-        <w:rPr>
-          <w:lang w:val="id-ID"/>
-        </w:rPr>
-        <w:t>Tokopedia;</w:t>
+      <w:r>
+        <w:rPr>
+          <w:lang w:val="id-ID"/>
+        </w:rPr>
+        <w:t xml:space="preserve">Google Play Review; </w:t>
+      </w:r>
+      <w:r>
+        <w:rPr>
+          <w:lang w:val="id-ID"/>
+        </w:rPr>
+        <w:t>Analisis Sentimen</w:t>
+      </w:r>
+      <w:r>
+        <w:t>;</w:t>
       </w:r>
       <w:r>
         <w:rPr>
@@ -337,32 +378,36 @@
         <w:rPr>
           <w:lang w:val="id-ID"/>
         </w:rPr>
-        <w:t>Analisis Sentimen</w:t>
-      </w:r>
-      <w:r>
-        <w:t>;</w:t>
-      </w:r>
-      <w:r>
-        <w:rPr>
-          <w:lang w:val="id-ID"/>
-        </w:rPr>
+        <w:t xml:space="preserve">BERT; </w:t>
+      </w:r>
+      <w:r>
+        <w:rPr>
+          <w:lang w:val="id-ID"/>
+        </w:rPr>
+        <w:t>NLP</w:t>
+      </w:r>
+      <w:r>
+        <w:rPr>
+          <w:lang w:val="id-ID"/>
+        </w:rPr>
+        <w:t>.</w:t>
+      </w:r>
+      <w:r>
         <w:t xml:space="preserve"> </w:t>
       </w:r>
-      <w:r>
-        <w:rPr>
-          <w:lang w:val="id-ID"/>
-        </w:rPr>
-        <w:t xml:space="preserve">bidirectional LSTM </w:t>
-      </w:r>
-      <w:r>
-        <w:t xml:space="preserve"> </w:t>
-      </w:r>
-    </w:p>
-    <w:p>
-      <w:pPr>
-        <w:ind w:left="0" w:hanging="2"/>
-        <w:jc w:val="both"/>
-      </w:pPr>
+    </w:p>
+    <w:p>
+      <w:pPr>
+        <w:suppressAutoHyphens w:val="0"/>
+        <w:spacing w:line="240" w:lineRule="auto"/>
+        <w:ind w:leftChars="0" w:left="0" w:firstLineChars="0" w:firstLine="0"/>
+        <w:textDirection w:val="lrTb"/>
+        <w:textAlignment w:val="auto"/>
+        <w:outlineLvl w:val="9"/>
+      </w:pPr>
+      <w:r>
+        <w:br w:type="page"/>
+      </w:r>
     </w:p>
     <w:p>
       <w:pPr>
@@ -387,7 +432,8 @@
           <w:i/>
           <w:color w:val="000000"/>
         </w:rPr>
-        <w:t>Abstract (12pt Bold)</w:t>
+        <w:lastRenderedPageBreak/>
+        <w:t>Abstract</w:t>
       </w:r>
     </w:p>
     <w:p>
@@ -403,50 +449,169 @@
         <w:ind w:left="0" w:hanging="2"/>
         <w:jc w:val="both"/>
         <w:rPr>
-          <w:color w:val="000000"/>
-        </w:rPr>
-      </w:pPr>
-      <w:r>
-        <w:rPr>
           <w:i/>
           <w:color w:val="000000"/>
         </w:rPr>
-        <w:t xml:space="preserve">Abstracts are made in two languages, English and Bahasa Indonesia. Abstract more about background, purpose, up to, the results of research, and manai research. Abstract contains up to 250 words, single write spaces with italics (Italics) for English abstracts. Below the abstract are listed keywords consisting of six words, where the first word is </w:t>
-      </w:r>
+      </w:pPr>
       <w:r>
         <w:rPr>
           <w:i/>
           <w:color w:val="000000"/>
         </w:rPr>
-        <w:lastRenderedPageBreak/>
-        <w:t xml:space="preserve">again the forward. Abstract in Indonesian can be a translation of an English translation. </w:t>
-      </w:r>
-      <w:r>
+        <w:t>The development of digital technology in Indonesia has driven the rapid growth of e-commerce applications, including Tokopedia as one of the largest platforms in the country. As a forum for buying and selling transactions, Tokopedia provides convenience and comfort for its users. However, to maintain their competitive position, e-commerce companies must understand user experiences and needs in order to increase customer loyalty and service quality.</w:t>
+      </w:r>
+    </w:p>
+    <w:p>
+      <w:pPr>
+        <w:pBdr>
+          <w:top w:val="nil"/>
+          <w:left w:val="nil"/>
+          <w:bottom w:val="nil"/>
+          <w:right w:val="nil"/>
+          <w:between w:val="nil"/>
+        </w:pBdr>
+        <w:spacing w:line="240" w:lineRule="auto"/>
+        <w:ind w:left="0" w:hanging="2"/>
+        <w:jc w:val="both"/>
         <w:rPr>
           <w:i/>
-        </w:rPr>
-        <w:t>Tiff</w:t>
-      </w:r>
-      <w:r>
+          <w:color w:val="000000"/>
+        </w:rPr>
+      </w:pPr>
+    </w:p>
+    <w:p>
+      <w:pPr>
+        <w:pBdr>
+          <w:top w:val="nil"/>
+          <w:left w:val="nil"/>
+          <w:bottom w:val="nil"/>
+          <w:right w:val="nil"/>
+          <w:between w:val="nil"/>
+        </w:pBdr>
+        <w:spacing w:line="240" w:lineRule="auto"/>
+        <w:ind w:left="0" w:hanging="2"/>
+        <w:jc w:val="both"/>
         <w:rPr>
           <w:i/>
           <w:color w:val="000000"/>
         </w:rPr>
-        <w:t xml:space="preserve"> editor for abstract </w:t>
-      </w:r>
+      </w:pPr>
       <w:r>
         <w:rPr>
           <w:i/>
-        </w:rPr>
-        <w:t>syncing</w:t>
-      </w:r>
-      <w:r>
+          <w:color w:val="000000"/>
+        </w:rPr>
+        <w:t>Google Play, as an application distribution platform, provides a user review feature which is an important source of information to find out their opinions on applications. This review data often contains positive, negative, or neutral sentiments that reflect users' direct experiences. Sentiment analysis of these reviews can provide deep insight into the strengths and weaknesses of the services offered by the application.</w:t>
+      </w:r>
+    </w:p>
+    <w:p>
+      <w:pPr>
+        <w:pBdr>
+          <w:top w:val="nil"/>
+          <w:left w:val="nil"/>
+          <w:bottom w:val="nil"/>
+          <w:right w:val="nil"/>
+          <w:between w:val="nil"/>
+        </w:pBdr>
+        <w:spacing w:line="240" w:lineRule="auto"/>
+        <w:ind w:left="0" w:hanging="2"/>
+        <w:jc w:val="both"/>
         <w:rPr>
           <w:i/>
           <w:color w:val="000000"/>
         </w:rPr>
-        <w:t xml:space="preserve"> for reasons of abstract content. </w:t>
-      </w:r>
+      </w:pPr>
+    </w:p>
+    <w:p>
+      <w:pPr>
+        <w:pBdr>
+          <w:top w:val="nil"/>
+          <w:left w:val="nil"/>
+          <w:bottom w:val="nil"/>
+          <w:right w:val="nil"/>
+          <w:between w:val="nil"/>
+        </w:pBdr>
+        <w:spacing w:line="240" w:lineRule="auto"/>
+        <w:ind w:left="0" w:hanging="2"/>
+        <w:jc w:val="both"/>
+        <w:rPr>
+          <w:i/>
+          <w:color w:val="000000"/>
+        </w:rPr>
+      </w:pPr>
+      <w:r>
+        <w:rPr>
+          <w:i/>
+          <w:color w:val="000000"/>
+        </w:rPr>
+        <w:t>However, processing thousands of reviews manually is a challenge that is inefficient and prone to bias. Sentiment Analysis, which integrates Natural Language Processing (NLP) and machine learning techniques, is emerging as an effective solution for analyzing sentiment patterns quickly and accurately on a large scale. This research utilizes the BERT (Bidirect Encoder Representations from Transformers) model, a deep learning-based approach that has been proven to excel in a variety of NLP tasks.</w:t>
+      </w:r>
+    </w:p>
+    <w:p>
+      <w:pPr>
+        <w:pBdr>
+          <w:top w:val="nil"/>
+          <w:left w:val="nil"/>
+          <w:bottom w:val="nil"/>
+          <w:right w:val="nil"/>
+          <w:between w:val="nil"/>
+        </w:pBdr>
+        <w:spacing w:line="240" w:lineRule="auto"/>
+        <w:ind w:left="0" w:hanging="2"/>
+        <w:jc w:val="both"/>
+        <w:rPr>
+          <w:i/>
+          <w:color w:val="000000"/>
+        </w:rPr>
+      </w:pPr>
+    </w:p>
+    <w:p>
+      <w:pPr>
+        <w:pBdr>
+          <w:top w:val="nil"/>
+          <w:left w:val="nil"/>
+          <w:bottom w:val="nil"/>
+          <w:right w:val="nil"/>
+          <w:between w:val="nil"/>
+        </w:pBdr>
+        <w:spacing w:line="240" w:lineRule="auto"/>
+        <w:ind w:left="0" w:hanging="2"/>
+        <w:jc w:val="both"/>
+        <w:rPr>
+          <w:color w:val="000000"/>
+        </w:rPr>
+      </w:pPr>
+      <w:r>
+        <w:rPr>
+          <w:i/>
+          <w:color w:val="000000"/>
+        </w:rPr>
+        <w:t>This research aims to classify the sentiment of user reviews of the Tokopedia application on Google Play into positive, negative and neutral categories, as well as identifying patterns that underlie user experiences. It is hoped that the results of this research will provide insight into strategies for improving Tokopedia's service quality and become a reference for other companies in utilizing data reviews to make data-based decisions.</w:t>
+      </w:r>
+      <w:r>
+        <w:rPr>
+          <w:i/>
+          <w:color w:val="000000"/>
+        </w:rPr>
+        <w:t xml:space="preserve"> </w:t>
+      </w:r>
+    </w:p>
+    <w:p>
+      <w:pPr>
+        <w:pBdr>
+          <w:top w:val="nil"/>
+          <w:left w:val="nil"/>
+          <w:bottom w:val="nil"/>
+          <w:right w:val="nil"/>
+          <w:between w:val="nil"/>
+        </w:pBdr>
+        <w:spacing w:line="240" w:lineRule="auto"/>
+        <w:ind w:left="0" w:hanging="2"/>
+        <w:rPr>
+          <w:b/>
+          <w:color w:val="000000"/>
+        </w:rPr>
+      </w:pPr>
     </w:p>
     <w:p>
       <w:pPr>
@@ -494,7 +659,31 @@
           <w:color w:val="000000"/>
           <w:lang w:val="id-ID"/>
         </w:rPr>
-        <w:t>Tokopedia Review; Sentiment Analysis; bidirectional LSTM</w:t>
+        <w:t xml:space="preserve">Tokopedia; Google Play </w:t>
+      </w:r>
+      <w:r>
+        <w:rPr>
+          <w:i/>
+          <w:color w:val="000000"/>
+          <w:lang w:val="id-ID"/>
+        </w:rPr>
+        <w:t xml:space="preserve">Review; Sentiment Analysis; </w:t>
+      </w:r>
+      <w:r>
+        <w:rPr>
+          <w:i/>
+          <w:color w:val="000000"/>
+          <w:lang w:val="id-ID"/>
+        </w:rPr>
+        <w:t>BERT</w:t>
+      </w:r>
+      <w:r>
+        <w:rPr>
+          <w:i/>
+          <w:color w:val="000000"/>
+          <w:lang w:val="id-ID"/>
+        </w:rPr>
+        <w:t>; NLP.</w:t>
       </w:r>
     </w:p>
     <w:p>
@@ -916,6 +1105,7 @@
           <w:color w:val="000000"/>
           <w:lang w:val="id-ID"/>
         </w:rPr>
+        <w:lastRenderedPageBreak/>
         <w:t>Saat ini, semakin banyak teknik Deep Learning (DL) yang</w:t>
       </w:r>
       <w:r>
@@ -1258,7 +1448,6 @@
         <w:rPr>
           <w:color w:val="000000"/>
         </w:rPr>
-        <w:lastRenderedPageBreak/>
         <w:t>Kutipan harus ditulis dengan menggunakan format bodynote seperti (Uwuigbe &amp;   Ajibolade, 2013), (Wang, 2016), (Muttakin et al., 2015) dan relevan dengan daftar Pustaka/ Bibliografi (disarankan menggunakan Aplikasi Mendeley).</w:t>
       </w:r>
     </w:p>
@@ -1410,6 +1599,7 @@
           <w:color w:val="000000"/>
           <w:lang w:val="en-US"/>
         </w:rPr>
+        <w:lastRenderedPageBreak/>
         <w:drawing>
           <wp:inline distT="0" distB="0" distL="0" distR="0">
             <wp:extent cx="1519438" cy="2708564"/>
@@ -1674,6 +1864,25 @@
           <w:color w:val="000000"/>
         </w:rPr>
       </w:pPr>
+      <w:bookmarkStart w:id="0" w:name="_GoBack"/>
+      <w:bookmarkEnd w:id="0"/>
+    </w:p>
+    <w:p>
+      <w:pPr>
+        <w:pBdr>
+          <w:top w:val="nil"/>
+          <w:left w:val="nil"/>
+          <w:bottom w:val="nil"/>
+          <w:right w:val="nil"/>
+          <w:between w:val="nil"/>
+        </w:pBdr>
+        <w:spacing w:line="276" w:lineRule="auto"/>
+        <w:ind w:left="0" w:hanging="2"/>
+        <w:jc w:val="both"/>
+        <w:rPr>
+          <w:color w:val="000000"/>
+        </w:rPr>
+      </w:pPr>
       <w:r>
         <w:rPr>
           <w:color w:val="000000"/>
@@ -1691,7 +1900,14 @@
         <w:rPr>
           <w:color w:val="000000"/>
         </w:rPr>
-        <w:t>) yang diperoleh dari hasil-hasil penelitian yang telah dilakukan tetapi harus ditunjang oleh data-data yang memadai. Temuan ilmiah yang dimaksud di sini adalah bukan data-data hasil penelitian yang diperoleh. Temuan-temuan ilmiah tersebut harus dijelaskan secara saintifik meliputi: Apakah temuan ilmiah yang diperoleh?  Mengapa hal itu bisa terjadi? Mengapa trend variabel seperti itu? Semua pertanyaan tersebut harus dijelaskan secara saintifik, tidak hanya deskriptif, bila perlu ditunjang oleh fenomena-fenomena dasar ilmiah yang memadai. Selain itu, harus dijelaskan juga perbandingannya dengan hasil-hasil para peneliti lain yang hampir sama topiknya. Hasil-hasil penelitian dan temuan harus bisa menjawab hipotesis penelitian di bagian pendahuluan.</w:t>
+        <w:t xml:space="preserve">) yang diperoleh dari hasil-hasil penelitian yang telah dilakukan tetapi harus ditunjang oleh data-data yang memadai. Temuan ilmiah yang dimaksud di sini adalah bukan data-data hasil penelitian yang diperoleh. Temuan-temuan ilmiah tersebut harus dijelaskan secara saintifik meliputi: Apakah temuan ilmiah yang diperoleh?  Mengapa hal itu bisa terjadi? Mengapa trend variabel seperti itu? Semua pertanyaan tersebut harus dijelaskan secara saintifik, tidak hanya deskriptif, bila perlu ditunjang oleh fenomena-fenomena dasar ilmiah yang memadai. Selain itu, harus dijelaskan juga perbandingannya dengan hasil-hasil para </w:t>
+      </w:r>
+      <w:r>
+        <w:rPr>
+          <w:color w:val="000000"/>
+        </w:rPr>
+        <w:lastRenderedPageBreak/>
+        <w:t>peneliti lain yang hampir sama topiknya. Hasil-hasil penelitian dan temuan harus bisa menjawab hipotesis penelitian di bagian pendahuluan.</w:t>
       </w:r>
     </w:p>
     <w:p>
@@ -2217,7 +2433,6 @@
         <w:rPr>
           <w:noProof/>
         </w:rPr>
-        <w:lastRenderedPageBreak/>
         <mc:AlternateContent>
           <mc:Choice Requires="wps">
             <w:drawing>
@@ -3173,7 +3388,11 @@
         <w:jc w:val="both"/>
       </w:pPr>
       <w:r>
-        <w:t xml:space="preserve">Ayoib, C. A., &amp; Nosakhare, P. O. (2015). Directors culture and environmental disclosure practice of companies in Malaysia. </w:t>
+        <w:t xml:space="preserve">Ayoib, C. A., &amp; Nosakhare, P. O. (2015). Directors culture and environmental disclosure </w:t>
+      </w:r>
+      <w:r>
+        <w:lastRenderedPageBreak/>
+        <w:t xml:space="preserve">practice of companies in Malaysia. </w:t>
       </w:r>
       <w:r>
         <w:rPr>
@@ -3786,7 +4005,7 @@
         <w:noProof/>
         <w:color w:val="000000"/>
       </w:rPr>
-      <w:t>6</w:t>
+      <w:t>4</w:t>
     </w:r>
     <w:r>
       <w:rPr>
